--- a/docs/design-intent.docx
+++ b/docs/design-intent.docx
@@ -31,7 +31,7 @@
     <w:p>
       <w:pPr/>
       <w:r>
-        <w:t xml:space="preserve">WINDWARD: Archipelago of the Gods — Tower Defense &amp; Strategy.</w:t>
+        <w:t xml:space="preserve">WINDWARD: The Age of Air — Tower Defense &amp; Strategy.</w:t>
       </w:r>
     </w:p>
     <w:p>
@@ -50,7 +50,7 @@
     <w:p>
       <w:pPr/>
       <w:r>
-        <w:t xml:space="preserve">For players who like logistics and spatial problems: Mini Metro, NetStorm, Factorio. You are the high priest of a guild that learned to fly, laying corridors of bound wind across a Greek archipelago while a slighted sea god tears them open.</w:t>
+        <w:t xml:space="preserve">For players who love logistics and spatial problems — Mini Metro, NetStorm, Factorio. The guild has learned to fly; the sea god is passed over, and his tide comes nine times to collect. Play either god: bind the air, or ride the waves.</w:t>
       </w:r>
     </w:p>
     <w:p>
@@ -69,7 +69,7 @@
     <w:p>
       <w:pPr/>
       <w:r>
-        <w:t xml:space="preserve">Portrait, one thumb. Drag to pan the archipelago, pinch to zoom, two fingers to rotate. Tap a route piece from a hand of three, tap a glowing socket (any coast your network reaches), turn the ghost, confirm. Tap an endpoint or island to raise a gun, shield, shipyard or temple from a ghost preview. Tap an island to send your priest. Tap a divine power to spend Favor. No dragging of pieces anywhere.</w:t>
+        <w:t xml:space="preserve">Portrait, one thumb; full mouse support. Gold markers glow wherever you can act; tapping opens a menu at the thumb — the path pieces that fit there, buildings explained in a line, divine powers, salvage. Turn the ghost, confirm. Tap anything and it names itself, down to which of the four Anemoi rules that patch of sea. A five-line tutorial teaches the loop once, ever.</w:t>
       </w:r>
     </w:p>
     <w:p>
@@ -88,13 +88,13 @@
     <w:p>
       <w:pPr/>
       <w:r>
-        <w:t xml:space="preserve">Push corridors island to island under a fog that only your reach lifts. Send your priest to consecrate temples, claiming islands, opening their quarries and spreading influence. Haulers you build carry ore home — nothing is earned until it lands. Roads are invulnerable along their length: what can be attacked are raw open ends and the towers that cap them, so every tower is a joint in the road, and losing one blows the road open and starts a visible, segment-by-segment unraveling you have seconds to reconnect.</w:t>
+        <w:t xml:space="preserve">One road, five jobs. A single system carries the whole game — the bound road. It is movement (everything rides it), income (islands it touches are mined; haulers must land the ore), reach (only the road lifts the fog and grants ground), attack surface (roads are invulnerable along their length; the raw ends and the towers capping them are the joints), and drama (a severed branch visibly unbinds segment by segment while you race to reconnect it).</w:t>
       </w:r>
     </w:p>
     <w:p>
       <w:pPr/>
       <w:r>
-        <w:t xml:space="preserve">Poseidon plays by the same laws. His craft operate only in waters his lane network reaches, his nine escalating waves launch from his temple nearest your holdings, and his economy runs on lanes you can starve. Take his ground and his tide must come further; cut his lanes and his reach recedes. Corridors ride the wind — out on one bearing, home on another — so the efficient network is a circuit. Win by felling his Great Temple; lose if he fells yours; reset in one tap.</w:t>
+        <w:t xml:space="preserve">The enemy obeys the same law: every lane he lays traces home to a temple, and an automated proof in the repository verifies it on every build. The hard constraint is the clock — the tide comes nine times, each further and harder. Omnidirectional guns hold ground; sector guns are aimed at placement, forever. Physical things cost coin, wind-magic costs Favor, and what is both costs both.</w:t>
       </w:r>
     </w:p>
     <w:p>
@@ -113,7 +113,7 @@
     <w:p>
       <w:pPr/>
       <w:r>
-        <w:t xml:space="preserve">Aeolus versus a Poseidon AI on a seeded, validated archipelago several portrait screens large (enter a seed to replay a map). Route placement, support graph, progressive collapse, reconnection. A drifting wind field visible in water, trees and smoke. Mining, hauling, depletion, ships going adrift downwind with a predicted drift line. Temples, influence, contested overlap. Guns, shields, shipyards, build times, shield interception. Nine authored waves, a scripted wave-five strike, Tidal Surge, Fog Bank, the Age of Wrath. Exploration fog, enemy memory, pinch-zoom camera. All art procedural geometry; all audio synthesised at runtime. Not implemented: Gaia, Zeus, multiplayer.</w:t>
+        <w:t xml:space="preserve">Both sides playable (a presentation mirror over one proven simulation). A seeded, validated archipelago several screens wide — type a seed to replay it. Placement, support graph, progressive collapse, reconnection, salvage, kill bounties. Mining, hauling, depletion, ships adrift on a live wind field. Temples, influence, priests who walk their islands. Nine authored waves with a scripted fifth-tide strike, Tidal Surge, Fog Bank, the Age of Wrath, a garrisoning enemy. Reflective water flowing with the wind, storm surges, cloud-bank fog. All art procedural; all audio synthesised; no network requests.</w:t>
       </w:r>
     </w:p>
     <w:p>
@@ -132,7 +132,7 @@
     <w:p>
       <w:pPr/>
       <w:r>
-        <w:t xml:space="preserve">A session escalates on four axes: waves quicken, reserves deplete and force expansion, influence collides, and a mid-match lift upgrade doubles cargo while making ships fragile. The mechanic I most want validated is progressive collapse: defences are joints in a supply network, so one death can unravel the branch behind it — and the player can still save it.</w:t>
+        <w:t xml:space="preserve">First session, beat by beat: 0:05 the first path. 0:45 the first tide breaks on new guns. 1:30 the priest claims an island; Favor begins. 3:00 the fleet upgrade tempts — double cargo, bigger targets. 4:05 the fifth tide strikes your farthest tower by script. 6:00 the Age of Wrath. 7:00 the last tide only says: come down. The twist to validate is progressive collapse — defences are joints in a supply network, one death can unravel the branch behind it, and the player can still save it. Balance is priced by simulation: scripted-match sweeps set every constant, and every mechanics change re-runs them.</w:t>
       </w:r>
     </w:p>
     <w:p>

--- a/docs/design-intent.docx
+++ b/docs/design-intent.docx
@@ -94,7 +94,7 @@
     <w:p>
       <w:pPr/>
       <w:r>
-        <w:t xml:space="preserve">The enemy obeys the same law: every lane he lays traces home to a temple, and an automated proof in the repository verifies it on every build. The hard constraint is the clock — the tide comes nine times, each further and harder. Omnidirectional guns hold ground; sector guns are aimed at placement, forever. Physical things cost coin, wind-magic costs Favor, and what is both costs both.</w:t>
+        <w:t xml:space="preserve">Every enemy lane traces home to a temple — an automated proof verifies it on every build. The deeper law is the wind: fleets ride only favorable channels — build a loop and the flow becomes a loop. The clock is the tide: nine authored waves, then his wrath until a temple falls, or Zeus rules for the survivor. Every match ends with a verdict. Sector guns are aimed at placement, forever. Physical things cost coin, wind-magic costs Favor; what is both costs both.</w:t>
       </w:r>
     </w:p>
     <w:p>
@@ -113,7 +113,7 @@
     <w:p>
       <w:pPr/>
       <w:r>
-        <w:t xml:space="preserve">Both sides playable (a presentation mirror over one proven simulation). A seeded, validated archipelago several screens wide — type a seed to replay it. Placement, support graph, progressive collapse, reconnection, salvage, kill bounties. Mining, hauling, depletion, ships adrift on a live wind field. Temples, influence, priests who walk their islands. Nine authored waves with a scripted fifth-tide strike, Tidal Surge, Fog Bank, the Age of Wrath, a garrisoning enemy. Reflective water flowing with the wind, storm surges, cloud-bank fog. All art procedural; all audio synthesised; no network requests.</w:t>
+        <w:t xml:space="preserve">Both sides playable (a presentation mirror over one proven simulation). A seeded, validated archipelago — type a seed to replay it. Support graph, progressive collapse, reconnection, salvage, bounties; mining, hauling, depletion, ships adrift on a live wind field; temples, influence, priests. Nine authored waves with a scripted fifth-tide strike, the Age of Wrath, a garrisoning enemy that never corks its own lanes. Reflective water flowing with the wind; visible current in every channel. All art procedural; all audio synthesised; no network requests.</w:t>
       </w:r>
     </w:p>
     <w:p>
@@ -132,7 +132,7 @@
     <w:p>
       <w:pPr/>
       <w:r>
-        <w:t xml:space="preserve">First session, beat by beat: 0:05 the first path. 0:45 the first tide breaks on new guns. 1:30 the priest claims an island; Favor begins. 3:00 the fleet upgrade tempts — double cargo, bigger targets. 4:05 the fifth tide strikes your farthest tower by script. 6:00 the Age of Wrath. 7:00 the last tide only says: come down. The twist to validate is progressive collapse — defences are joints in a supply network, one death can unravel the branch behind it, and the player can still save it. Balance is priced by simulation: scripted-match sweeps set every constant, and every mechanics change re-runs them.</w:t>
+        <w:t xml:space="preserve">First session, beat by beat: 0:05 the first path. 0:45 the first tide breaks on new guns. 1:30 the priest claims an island; Favor begins. 3:00 the fleet upgrade tempts — double cargo, bigger targets. 4:05 the fifth tide strikes your farthest tower by script. 6:00 the Age of Wrath. 7:00 the last tide only says: come down. The twist to validate: defences are joints in a supply network — one death can unravel the branch behind it, and the player can still save it. Balance is priced by simulation: scripted-match sweeps set every constant.</w:t>
       </w:r>
     </w:p>
     <w:p>

--- a/docs/design-intent.docx
+++ b/docs/design-intent.docx
@@ -50,7 +50,7 @@
     <w:p>
       <w:pPr/>
       <w:r>
-        <w:t xml:space="preserve">For players who love logistics and spatial problems — Mini Metro, NetStorm, Factorio. The guild has learned to fly; the sea god is passed over, and his tide comes nine times to collect. Play either god: bind the air, or ride the waves.</w:t>
+        <w:t xml:space="preserve">For players who love logistics and spatial problems: route-building, network defense. The guild has learned to fly; the sea god is passed over, and his tide comes nine times to collect. Play either god: bind the air, or ride the waves.</w:t>
       </w:r>
     </w:p>
     <w:p>
@@ -113,7 +113,7 @@
     <w:p>
       <w:pPr/>
       <w:r>
-        <w:t xml:space="preserve">Both sides playable (a presentation mirror over one proven simulation). A seeded, validated archipelago — type a seed to replay it. Support graph, progressive collapse, reconnection, salvage, bounties; mining, hauling, depletion, ships adrift on a live wind field; temples, influence, priests. Nine authored waves with a scripted fifth-tide strike, the Age of Wrath, a garrisoning enemy that never corks its own lanes. Reflective water flowing with the wind; visible current in every channel. All art procedural; all audio synthesised; no network requests.</w:t>
+        <w:t xml:space="preserve">Both sides playable (a presentation mirror over one proven simulation). A seeded, validated archipelago — type a seed to replay it. Support graph, progressive collapse, reconnection, salvage, bounties; mining, hauling, depletion, ships adrift on a live wind field; temples, influence, priests. Nine authored waves with a scripted fifth-tide strike, the Age of Wrath, a garrisoning enemy that never corks its own lanes. Reflective water flowing with the wind; visible current in every channel. All art procedural; all audio synthesised; no network requests. Not yet in: difficulty select, settings, the wider pantheon.</w:t>
       </w:r>
     </w:p>
     <w:p>
@@ -151,7 +151,7 @@
     <w:p>
       <w:pPr/>
       <w:r>
-        <w:t xml:space="preserve">Four priesthoods building networks across the lots the gods drew — sky, sea, land, underworld — where physical intersections decide the archipelago: causeways blocking lanes, hidden passages surfacing behind defended lines, Zeus’s weather falling on all of it.</w:t>
+        <w:t xml:space="preserve">Four priesthoods building networks across the lots the gods drew — sky, sea, land, underworld — causeways blocking lanes, hidden passages behind defended lines, Zeus’s weather over all of it.</w:t>
       </w:r>
     </w:p>
   </w:body>

--- a/docs/design-intent.docx
+++ b/docs/design-intent.docx
@@ -50,7 +50,7 @@
     <w:p>
       <w:pPr/>
       <w:r>
-        <w:t xml:space="preserve">For players who love logistics and spatial problems: route-building, network defense. The guild has learned to fly; the sea god is passed over, and his tide comes nine times to collect. Play either god: bind the air, or ride the waves.</w:t>
+        <w:t xml:space="preserve">For players who love logistics and spatial problems: route-building, network defense. The guild has learned to fly; the sea god is passed over, and his tide comes nine times to collect. You are the Windwright. Bind the air.</w:t>
       </w:r>
     </w:p>
     <w:p>
@@ -69,7 +69,7 @@
     <w:p>
       <w:pPr/>
       <w:r>
-        <w:t xml:space="preserve">Portrait, one thumb; full mouse support. Gold markers glow wherever you can act; tapping opens a menu at the thumb — the path pieces that fit there, buildings explained in a line, divine powers, salvage. Turn the ghost, confirm. Tap anything and it names itself, down to which of the four Anemoi rules that patch of sea. A five-line tutorial teaches the loop once, ever.</w:t>
+        <w:t xml:space="preserve">Portrait, one thumb; mouse supported. Gold markers glow wherever you can act; tapping opens a menu at the thumb — path pieces that fit there, buildings explained in a line, powers, salvage. Turn the ghost, confirm. Tap anything and it names itself, down to which of the four Anemoi rules that patch of sea. A guided first-play tutorial points at each touch; WATCH A MATCH is a wordless second teacher — an AI plays the real interface, each button lighting as it presses it. Leaving saves the match; the title offers resume.</w:t>
       </w:r>
     </w:p>
     <w:p>
@@ -88,13 +88,13 @@
     <w:p>
       <w:pPr/>
       <w:r>
-        <w:t xml:space="preserve">One road, five jobs. A single system carries the whole game — the bound road. It is movement (everything rides it), income (islands it touches are mined; haulers must land the ore), reach (only the road lifts the fog and grants ground), attack surface (roads are invulnerable along their length; the raw ends and the towers capping them are the joints), and drama (a severed branch visibly unbinds segment by segment while you race to reconnect it).</w:t>
+        <w:t xml:space="preserve">One road, five jobs. A single system carries the whole game — the bound road. It is movement (everything rides it), income (islands it touches are mined; haulers land the ore), reach (only the road lifts fog and grants ground), attack surface (the raw ends and their capping towers are the joints), and drama (a severed branch visibly unbinds segment by segment while you race to reconnect).</w:t>
       </w:r>
     </w:p>
     <w:p>
       <w:pPr/>
       <w:r>
-        <w:t xml:space="preserve">Every enemy lane traces home to a temple — an automated proof verifies it on every build. The deeper law is the wind: fleets ride only favorable channels — build a loop and the flow becomes a loop. The clock is the tide: nine authored waves, then his wrath until a temple falls, or Zeus rules for the survivor. Every match ends with a verdict. Sector guns are aimed at placement, forever. Physical things cost coin, wind-magic costs Favor; what is both costs both.</w:t>
+        <w:t xml:space="preserve">Every enemy lane traces home to a temple — an automated proof verifies it each build. The deeper law is the wind: fleets ride only favorable channels — build a loop and the flow becomes a loop. The clock is the tide: nine waves, then his wrath until a temple falls — or Zeus weighs the board (temple health, islands, roads, fleets, treasury) and rules for the stronger claim. Every match ends in a verdict; a verdict can be refused. Sector guns are aimed at placement, forever. Physical things cost coin, wind-magic costs Favor; both costs both.</w:t>
       </w:r>
     </w:p>
     <w:p>
@@ -113,7 +113,7 @@
     <w:p>
       <w:pPr/>
       <w:r>
-        <w:t xml:space="preserve">Both sides playable (a presentation mirror over one proven simulation). A seeded, validated archipelago — type a seed to replay it. Support graph, progressive collapse, reconnection, salvage, bounties; mining, hauling, depletion, ships adrift on a live wind field; temples, influence, priests. Nine authored waves with a scripted fifth-tide strike, the Age of Wrath, a garrisoning enemy that never corks its own lanes. Reflective water flowing with the wind; visible current in every channel. All art procedural; all audio synthesised; no network requests. Not yet in: difficulty select, settings, the wider pantheon.</w:t>
+        <w:t xml:space="preserve">A seeded, validated archipelago — type a seed to replay it. Support graph, progressive collapse, reconnection, salvage, bounties; mining, hauling, depletion, ships adrift on the wind; temples, influence, priests. Nine authored waves with a scripted fifth-tide strike, the Age of Wrath, a garrisoning enemy. Reflective water; visible current in every channel. The demonstration AI is a strategist evolved by genetic search over ~800 matches against the same enemy the player faces. All art procedural; all audio synthesised; no network requests. Not yet in: difficulty select, settings, the wider pantheon.</w:t>
       </w:r>
     </w:p>
     <w:p>
@@ -132,7 +132,7 @@
     <w:p>
       <w:pPr/>
       <w:r>
-        <w:t xml:space="preserve">First session, beat by beat: 0:05 the first path. 0:45 the first tide breaks on new guns. 1:30 the priest claims an island; Favor begins. 3:00 the fleet upgrade tempts — double cargo, bigger targets. 4:05 the fifth tide strikes your farthest tower by script. 6:00 the Age of Wrath. 7:00 the last tide only says: come down. The twist to validate: defences are joints in a supply network — one death can unravel the branch behind it, and the player can still save it. Balance is priced by simulation: scripted-match sweeps set every constant.</w:t>
+        <w:t xml:space="preserve">First session: 0:05 the first path. 0:45 the first tide breaks on new guns. 1:30 the priest claims an island; Favor begins. 3:00 the fleet upgrade tempts. 4:05 the fifth tide strikes your farthest tower by script. 6:00 the Age of Wrath. 7:00 the last tide says: come down. The twist to validate: defences are joints in a supply network — one death can unravel the branch behind it, and the player can still save it. Balance is priced by simulation sweeps.</w:t>
       </w:r>
     </w:p>
     <w:p>
@@ -151,7 +151,7 @@
     <w:p>
       <w:pPr/>
       <w:r>
-        <w:t xml:space="preserve">Four priesthoods building networks across the lots the gods drew — sky, sea, land, underworld — causeways blocking lanes, hidden passages behind defended lines, Zeus’s weather over all of it.</w:t>
+        <w:t xml:space="preserve">Four priesthoods building networks across the lots the gods drew — sky, sea, land, underworld — causeways blocking lanes, Zeus’s weather over all of it.</w:t>
       </w:r>
     </w:p>
   </w:body>

--- a/docs/design-intent.docx
+++ b/docs/design-intent.docx
@@ -69,7 +69,7 @@
     <w:p>
       <w:pPr/>
       <w:r>
-        <w:t xml:space="preserve">Portrait, one thumb; mouse supported. Gold markers glow wherever you can act; tapping opens a menu at the thumb — path pieces that fit there, buildings explained in a line, powers, salvage. Turn the ghost, confirm. Tap anything and it names itself, down to which of the four Anemoi rules that patch of sea. A guided first-play tutorial points at each touch; WATCH A MATCH is a wordless second teacher — an AI plays the real interface, each button lighting as it presses it. Leaving saves the match; the title offers resume.</w:t>
+        <w:t xml:space="preserve">Portrait, one thumb; mouse supported. Gold markers glow wherever you can act; tapping opens a menu at the thumb — path pieces that fit there, buildings explained in a line, powers, salvage. Turn the ghost, confirm. Tap anything and it names itself, down to which of the four winds rules that patch of sea. A guided first-play tutorial points at each touch; WATCH A MATCH is a wordless second teacher — an AI plays the real interface, each button lighting as it presses it. Leaving saves the match; the title offers resume.</w:t>
       </w:r>
     </w:p>
     <w:p>

--- a/docs/design-intent.docx
+++ b/docs/design-intent.docx
@@ -50,7 +50,7 @@
     <w:p>
       <w:pPr/>
       <w:r>
-        <w:t xml:space="preserve">For players who love logistics and spatial problems: route-building, network defense. The guild has learned to fly; the sea god is passed over, and his tide comes nine times to collect. You are the Windwright. Bind the air.</w:t>
+        <w:t xml:space="preserve">For players who love logistics and spatial problems: route-building, network defense. The guild has learned to fly; the sea god is passed over, and his tide comes nine times to collect. You are the Windwright.</w:t>
       </w:r>
     </w:p>
     <w:p>
@@ -69,7 +69,7 @@
     <w:p>
       <w:pPr/>
       <w:r>
-        <w:t xml:space="preserve">Portrait, one thumb; mouse supported. Gold markers glow wherever you can act; tapping opens a menu at the thumb — path pieces that fit there, buildings explained in a line, powers, salvage. Turn the ghost, confirm. Tap anything and it names itself, down to which of the four winds rules that patch of sea. A guided first-play tutorial points at each touch; WATCH A MATCH is a wordless second teacher — an AI plays the real interface, each button lighting as it presses it. Leaving saves the match; the title offers resume.</w:t>
+        <w:t xml:space="preserve">Portrait, one thumb; mouse supported. Lay paths of bound air out from your temple; hang defenses and gun batteries on their open ends. Send your priest to an island and raise a temple to claim it. Moor haulers at yards; upgrade the fleet to hydrogen. Gold markers glow wherever you can act; tapping opens a menu at the thumb — turn the ghost, confirm. Tap anything and it names itself. A guided tutorial points at each touch; WATCH A MATCH is a wordless second teacher — an AI plays the real interface, each button lighting as it presses it. Leaving saves the match; the title offers resume.</w:t>
       </w:r>
     </w:p>
     <w:p>
@@ -88,7 +88,7 @@
     <w:p>
       <w:pPr/>
       <w:r>
-        <w:t xml:space="preserve">One road, five jobs. A single system carries the whole game — the bound road. It is movement (everything rides it), income (islands it touches are mined; haulers land the ore), reach (only the road lifts fog and grants ground), attack surface (the raw ends and their capping towers are the joints), and drama (a severed branch visibly unbinds segment by segment while you race to reconnect).</w:t>
+        <w:t xml:space="preserve">One road, five jobs. A single system carries the whole game — the bound road. It is movement (everything rides it), income (islands it touches are mined; haulers land the ore), reach (only the road lifts fog), attack surface (raw ends and their capping towers are the joints), and drama (a severed branch visibly unbinds while you race to reconnect).</w:t>
       </w:r>
     </w:p>
     <w:p>
@@ -132,7 +132,7 @@
     <w:p>
       <w:pPr/>
       <w:r>
-        <w:t xml:space="preserve">First session: 0:05 the first path. 0:45 the first tide breaks on new guns. 1:30 the priest claims an island; Favor begins. 3:00 the fleet upgrade tempts. 4:05 the fifth tide strikes your farthest tower by script. 6:00 the Age of Wrath. 7:00 the last tide says: come down. The twist to validate: defences are joints in a supply network — one death can unravel the branch behind it, and the player can still save it. Balance is priced by simulation sweeps.</w:t>
+        <w:t xml:space="preserve">First session: 0:05 the first path. 0:45 the first tide breaks on new guns. 1:30 the priest claims an island; Favor begins. 3:00 the fleet upgrade tempts. 4:05 the fifth tide strikes your farthest tower. 6:00 the Age of Wrath. 7:00 the last tide says: come down. The twist to validate: defences are joints in a supply network — one death can unravel the branch behind it, and the player can still save it. Balance is priced by simulation sweeps.</w:t>
       </w:r>
     </w:p>
     <w:p>
@@ -151,7 +151,7 @@
     <w:p>
       <w:pPr/>
       <w:r>
-        <w:t xml:space="preserve">Four priesthoods building networks across the lots the gods drew — sky, sea, land, underworld — causeways blocking lanes, Zeus’s weather over all of it.</w:t>
+        <w:t xml:space="preserve">Four priesthoods building networks across the lots the gods drew — sky, sea, land, underworld — under Zeus’s weather.</w:t>
       </w:r>
     </w:p>
   </w:body>

--- a/docs/design-intent.docx
+++ b/docs/design-intent.docx
@@ -113,7 +113,7 @@
     <w:p>
       <w:pPr/>
       <w:r>
-        <w:t xml:space="preserve">A seeded, validated archipelago — type a seed to replay it. Support graph, progressive collapse, reconnection, salvage, bounties; mining, hauling, depletion, ships adrift on the wind; temples, influence, priests. Nine authored waves with a scripted fifth-tide strike, the Age of Wrath, a garrisoning enemy. Reflective water; visible current in every channel. The demonstration AI is a strategist evolved by genetic search over ~800 matches against the same enemy the player faces. All art procedural; all audio synthesised; no network requests. Not yet in: difficulty select, settings, the wider pantheon.</w:t>
+        <w:t xml:space="preserve">A seeded, validated archipelago — type a seed to replay it. Support graph, progressive collapse, reconnection, salvage, bounties; mining, hauling, depletion, ships adrift on the wind; temples, influence, priests. Nine authored waves with a scripted fifth-tide strike, the Age of Wrath. Reflective water; visible current in every channel. The demonstration AI and Poseidon’s four difficulty tiers were bred by genetic search (~1,400 matches); the tiers silently match the player’s skill. All art procedural; all audio synthesised; no network requests. Not yet in: difficulty select, settings, the wider pantheon.</w:t>
       </w:r>
     </w:p>
     <w:p>

--- a/docs/design-intent.docx
+++ b/docs/design-intent.docx
@@ -88,7 +88,7 @@
     <w:p>
       <w:pPr/>
       <w:r>
-        <w:t xml:space="preserve">One road, five jobs. A single system carries the whole game — the bound road. It is movement (everything rides it), income (islands it touches are mined; haulers land the ore), reach (only the road lifts fog), attack surface (raw ends and their capping towers are the joints), and drama (a severed branch visibly unbinds while you race to reconnect).</w:t>
+        <w:t xml:space="preserve">One road, five jobs. A single system carries the whole game — the bound road. It is movement (everything rides it), income (islands it touches are mined; haulers land the ore), reach (only the road lifts fog), attack surface (raw ends and capping towers are the joints), and drama (a severed branch visibly unbinds while you race to reconnect).</w:t>
       </w:r>
     </w:p>
     <w:p>
@@ -113,7 +113,7 @@
     <w:p>
       <w:pPr/>
       <w:r>
-        <w:t xml:space="preserve">A seeded, validated archipelago — type a seed to replay it. Support graph, progressive collapse, reconnection, salvage, bounties; mining, hauling, depletion, ships adrift on the wind; temples, influence, priests. Nine authored waves with a scripted fifth-tide strike, the Age of Wrath. Reflective water; visible current in every channel. The demonstration AI and Poseidon’s four difficulty tiers were bred by genetic search (~1,400 matches); the tiers silently match the player’s skill. All art procedural; all audio synthesised; no network requests. Not yet in: difficulty select, settings, the wider pantheon.</w:t>
+        <w:t xml:space="preserve">A seeded archipelago — type a seed to replay it. Support graph, progressive collapse, reconnection, salvage, bounties; mining, hauling, depletion, ships adrift on the wind; temples, influence, priests. Nine authored waves with a scripted fifth-tide strike, the Age of Wrath. Reflective water; visible current in every channel. The demonstration AI and Poseidon’s four difficulty tiers were bred by genetic search (~2,000 matches); his TEMPER (CALM to ENRAGED) tracks your skill, remembers you, and reads out by the wave clock. All art procedural; all audio synthesised; no network requests. Not yet in: difficulty select, settings, the wider pantheon.</w:t>
       </w:r>
     </w:p>
     <w:p>
@@ -132,7 +132,7 @@
     <w:p>
       <w:pPr/>
       <w:r>
-        <w:t xml:space="preserve">First session: 0:05 the first path. 0:45 the first tide breaks on new guns. 1:30 the priest claims an island; Favor begins. 3:00 the fleet upgrade tempts. 4:05 the fifth tide strikes your farthest tower. 6:00 the Age of Wrath. 7:00 the last tide says: come down. The twist to validate: defences are joints in a supply network — one death can unravel the branch behind it, and the player can still save it. Balance is priced by simulation sweeps.</w:t>
+        <w:t xml:space="preserve">First session: 0:05 the first path. 0:45 the first tide breaks on new guns. 1:30 the priest claims an island; Favor begins. 4:05 the fifth tide strikes your farthest tower. 6:00 the Age of Wrath. 7:00 the last tide says: come down. The twist to validate: defences are joints in a supply network — one death can unravel the branch behind it, and the player can still save it. Balance is priced by simulation sweeps.</w:t>
       </w:r>
     </w:p>
     <w:p>
